--- a/Docs/ANNA_QUICK_REFERENCE.docx
+++ b/Docs/ANNA_QUICK_REFERENCE.docx
@@ -89,7 +89,7 @@
           <w:color w:val="231F20"/>
           <w:sz w:val="22"/>
         </w:rPr>
-        <w:t>Articles</w:t>
+        <w:t>Story · Article</w:t>
       </w:r>
       <w:r>
         <w:rPr>
@@ -219,7 +219,7 @@
           <w:color w:val="231F20"/>
           <w:sz w:val="22"/>
         </w:rPr>
-        <w:t>Articles</w:t>
+        <w:t>Story · Article</w:t>
       </w:r>
       <w:r>
         <w:rPr>
@@ -305,7 +305,7 @@
           <w:color w:val="231F20"/>
           <w:sz w:val="22"/>
         </w:rPr>
-        <w:t>Products</w:t>
+        <w:t>Shop · Product</w:t>
       </w:r>
       <w:r>
         <w:rPr>
@@ -396,7 +396,7 @@
           <w:color w:val="231F20"/>
           <w:sz w:val="22"/>
         </w:rPr>
-        <w:t>Orders</w:t>
+        <w:t>Shop · Order</w:t>
       </w:r>
       <w:r>
         <w:rPr>
@@ -961,7 +961,7 @@
           <w:color w:val="231F20"/>
           <w:sz w:val="22"/>
         </w:rPr>
-        <w:t>Programmes</w:t>
+        <w:t>Work · Programme</w:t>
       </w:r>
       <w:r>
         <w:rPr>
